--- a/docs/guides/VCL2FMXConverter_v6_0_Navigator_User_Guide.docx
+++ b/docs/guides/VCL2FMXConverter_v6_0_Navigator_User_Guide.docx
@@ -14,7 +14,7 @@
           <w:noProof/>
         </w:rPr>
         <w:drawing>
-          <wp:inline distT="0" distB="0" distL="0" distR="0" wp14:anchorId="4CBD0373" wp14:editId="31E984F2">
+          <wp:inline distT="0" distB="0" distL="0" distR="0" wp14:anchorId="4CBD0373" wp14:editId="60B6FAE8">
             <wp:extent cx="6172200" cy="1398905"/>
             <wp:effectExtent l="0" t="0" r="0" b="0"/>
             <wp:docPr id="1857115925" name="Picture 1"/>
@@ -226,7 +226,7 @@
               <w:sz w:val="24"/>
             </w:rPr>
           </w:pPr>
-          <w:hyperlink w:anchor="_Toc236486346" w:history="1">
+          <w:hyperlink w:anchor="_Toc236592867" w:history="1">
             <w:r>
               <w:rPr>
                 <w:rStyle w:val="Hyperlink"/>
@@ -253,7 +253,7 @@
                 <w:noProof/>
                 <w:webHidden/>
               </w:rPr>
-              <w:instrText xml:space="preserve"> PAGEREF _Toc236486346 \h </w:instrText>
+              <w:instrText xml:space="preserve"> PAGEREF _Toc236592867 \h </w:instrText>
             </w:r>
             <w:r>
               <w:rPr>
@@ -296,7 +296,7 @@
               <w:sz w:val="24"/>
             </w:rPr>
           </w:pPr>
-          <w:hyperlink w:anchor="_Toc236486347" w:history="1">
+          <w:hyperlink w:anchor="_Toc236592868" w:history="1">
             <w:r>
               <w:rPr>
                 <w:rStyle w:val="Hyperlink"/>
@@ -323,7 +323,7 @@
                 <w:noProof/>
                 <w:webHidden/>
               </w:rPr>
-              <w:instrText xml:space="preserve"> PAGEREF _Toc236486347 \h </w:instrText>
+              <w:instrText xml:space="preserve"> PAGEREF _Toc236592868 \h </w:instrText>
             </w:r>
             <w:r>
               <w:rPr>
@@ -366,7 +366,7 @@
               <w:sz w:val="24"/>
             </w:rPr>
           </w:pPr>
-          <w:hyperlink w:anchor="_Toc236486348" w:history="1">
+          <w:hyperlink w:anchor="_Toc236592869" w:history="1">
             <w:r>
               <w:rPr>
                 <w:rStyle w:val="Hyperlink"/>
@@ -393,7 +393,7 @@
                 <w:noProof/>
                 <w:webHidden/>
               </w:rPr>
-              <w:instrText xml:space="preserve"> PAGEREF _Toc236486348 \h </w:instrText>
+              <w:instrText xml:space="preserve"> PAGEREF _Toc236592869 \h </w:instrText>
             </w:r>
             <w:r>
               <w:rPr>
@@ -436,7 +436,7 @@
               <w:sz w:val="24"/>
             </w:rPr>
           </w:pPr>
-          <w:hyperlink w:anchor="_Toc236486349" w:history="1">
+          <w:hyperlink w:anchor="_Toc236592870" w:history="1">
             <w:r>
               <w:rPr>
                 <w:rStyle w:val="Hyperlink"/>
@@ -463,7 +463,7 @@
                 <w:noProof/>
                 <w:webHidden/>
               </w:rPr>
-              <w:instrText xml:space="preserve"> PAGEREF _Toc236486349 \h </w:instrText>
+              <w:instrText xml:space="preserve"> PAGEREF _Toc236592870 \h </w:instrText>
             </w:r>
             <w:r>
               <w:rPr>
@@ -506,7 +506,7 @@
               <w:sz w:val="24"/>
             </w:rPr>
           </w:pPr>
-          <w:hyperlink w:anchor="_Toc236486350" w:history="1">
+          <w:hyperlink w:anchor="_Toc236592871" w:history="1">
             <w:r>
               <w:rPr>
                 <w:rStyle w:val="Hyperlink"/>
@@ -533,7 +533,7 @@
                 <w:noProof/>
                 <w:webHidden/>
               </w:rPr>
-              <w:instrText xml:space="preserve"> PAGEREF _Toc236486350 \h </w:instrText>
+              <w:instrText xml:space="preserve"> PAGEREF _Toc236592871 \h </w:instrText>
             </w:r>
             <w:r>
               <w:rPr>
@@ -576,7 +576,7 @@
               <w:sz w:val="24"/>
             </w:rPr>
           </w:pPr>
-          <w:hyperlink w:anchor="_Toc236486351" w:history="1">
+          <w:hyperlink w:anchor="_Toc236592872" w:history="1">
             <w:r>
               <w:rPr>
                 <w:rStyle w:val="Hyperlink"/>
@@ -603,7 +603,7 @@
                 <w:noProof/>
                 <w:webHidden/>
               </w:rPr>
-              <w:instrText xml:space="preserve"> PAGEREF _Toc236486351 \h </w:instrText>
+              <w:instrText xml:space="preserve"> PAGEREF _Toc236592872 \h </w:instrText>
             </w:r>
             <w:r>
               <w:rPr>
@@ -646,7 +646,7 @@
               <w:sz w:val="24"/>
             </w:rPr>
           </w:pPr>
-          <w:hyperlink w:anchor="_Toc236486352" w:history="1">
+          <w:hyperlink w:anchor="_Toc236592873" w:history="1">
             <w:r>
               <w:rPr>
                 <w:rStyle w:val="Hyperlink"/>
@@ -673,7 +673,7 @@
                 <w:noProof/>
                 <w:webHidden/>
               </w:rPr>
-              <w:instrText xml:space="preserve"> PAGEREF _Toc236486352 \h </w:instrText>
+              <w:instrText xml:space="preserve"> PAGEREF _Toc236592873 \h </w:instrText>
             </w:r>
             <w:r>
               <w:rPr>
@@ -716,7 +716,7 @@
               <w:sz w:val="24"/>
             </w:rPr>
           </w:pPr>
-          <w:hyperlink w:anchor="_Toc236486353" w:history="1">
+          <w:hyperlink w:anchor="_Toc236592874" w:history="1">
             <w:r>
               <w:rPr>
                 <w:rStyle w:val="Hyperlink"/>
@@ -743,7 +743,7 @@
                 <w:noProof/>
                 <w:webHidden/>
               </w:rPr>
-              <w:instrText xml:space="preserve"> PAGEREF _Toc236486353 \h </w:instrText>
+              <w:instrText xml:space="preserve"> PAGEREF _Toc236592874 \h </w:instrText>
             </w:r>
             <w:r>
               <w:rPr>
@@ -786,7 +786,7 @@
               <w:sz w:val="24"/>
             </w:rPr>
           </w:pPr>
-          <w:hyperlink w:anchor="_Toc236486354" w:history="1">
+          <w:hyperlink w:anchor="_Toc236592875" w:history="1">
             <w:r>
               <w:rPr>
                 <w:rStyle w:val="Hyperlink"/>
@@ -813,7 +813,7 @@
                 <w:noProof/>
                 <w:webHidden/>
               </w:rPr>
-              <w:instrText xml:space="preserve"> PAGEREF _Toc236486354 \h </w:instrText>
+              <w:instrText xml:space="preserve"> PAGEREF _Toc236592875 \h </w:instrText>
             </w:r>
             <w:r>
               <w:rPr>
@@ -856,7 +856,7 @@
               <w:sz w:val="24"/>
             </w:rPr>
           </w:pPr>
-          <w:hyperlink w:anchor="_Toc236486355" w:history="1">
+          <w:hyperlink w:anchor="_Toc236592876" w:history="1">
             <w:r>
               <w:rPr>
                 <w:rStyle w:val="Hyperlink"/>
@@ -883,7 +883,7 @@
                 <w:noProof/>
                 <w:webHidden/>
               </w:rPr>
-              <w:instrText xml:space="preserve"> PAGEREF _Toc236486355 \h </w:instrText>
+              <w:instrText xml:space="preserve"> PAGEREF _Toc236592876 \h </w:instrText>
             </w:r>
             <w:r>
               <w:rPr>
@@ -926,7 +926,7 @@
               <w:sz w:val="24"/>
             </w:rPr>
           </w:pPr>
-          <w:hyperlink w:anchor="_Toc236486356" w:history="1">
+          <w:hyperlink w:anchor="_Toc236592877" w:history="1">
             <w:r>
               <w:rPr>
                 <w:rStyle w:val="Hyperlink"/>
@@ -953,7 +953,7 @@
                 <w:noProof/>
                 <w:webHidden/>
               </w:rPr>
-              <w:instrText xml:space="preserve"> PAGEREF _Toc236486356 \h </w:instrText>
+              <w:instrText xml:space="preserve"> PAGEREF _Toc236592877 \h </w:instrText>
             </w:r>
             <w:r>
               <w:rPr>
@@ -996,7 +996,7 @@
               <w:sz w:val="24"/>
             </w:rPr>
           </w:pPr>
-          <w:hyperlink w:anchor="_Toc236486357" w:history="1">
+          <w:hyperlink w:anchor="_Toc236592878" w:history="1">
             <w:r>
               <w:rPr>
                 <w:rStyle w:val="Hyperlink"/>
@@ -1023,7 +1023,7 @@
                 <w:noProof/>
                 <w:webHidden/>
               </w:rPr>
-              <w:instrText xml:space="preserve"> PAGEREF _Toc236486357 \h </w:instrText>
+              <w:instrText xml:space="preserve"> PAGEREF _Toc236592878 \h </w:instrText>
             </w:r>
             <w:r>
               <w:rPr>
@@ -1066,7 +1066,7 @@
               <w:sz w:val="24"/>
             </w:rPr>
           </w:pPr>
-          <w:hyperlink w:anchor="_Toc236486358" w:history="1">
+          <w:hyperlink w:anchor="_Toc236592879" w:history="1">
             <w:r>
               <w:rPr>
                 <w:rStyle w:val="Hyperlink"/>
@@ -1093,7 +1093,7 @@
                 <w:noProof/>
                 <w:webHidden/>
               </w:rPr>
-              <w:instrText xml:space="preserve"> PAGEREF _Toc236486358 \h </w:instrText>
+              <w:instrText xml:space="preserve"> PAGEREF _Toc236592879 \h </w:instrText>
             </w:r>
             <w:r>
               <w:rPr>
@@ -1136,7 +1136,7 @@
               <w:sz w:val="24"/>
             </w:rPr>
           </w:pPr>
-          <w:hyperlink w:anchor="_Toc236486359" w:history="1">
+          <w:hyperlink w:anchor="_Toc236592880" w:history="1">
             <w:r>
               <w:rPr>
                 <w:rStyle w:val="Hyperlink"/>
@@ -1163,7 +1163,7 @@
                 <w:noProof/>
                 <w:webHidden/>
               </w:rPr>
-              <w:instrText xml:space="preserve"> PAGEREF _Toc236486359 \h </w:instrText>
+              <w:instrText xml:space="preserve"> PAGEREF _Toc236592880 \h </w:instrText>
             </w:r>
             <w:r>
               <w:rPr>
@@ -1206,7 +1206,7 @@
               <w:sz w:val="24"/>
             </w:rPr>
           </w:pPr>
-          <w:hyperlink w:anchor="_Toc236486360" w:history="1">
+          <w:hyperlink w:anchor="_Toc236592881" w:history="1">
             <w:r>
               <w:rPr>
                 <w:rStyle w:val="Hyperlink"/>
@@ -1233,7 +1233,7 @@
                 <w:noProof/>
                 <w:webHidden/>
               </w:rPr>
-              <w:instrText xml:space="preserve"> PAGEREF _Toc236486360 \h </w:instrText>
+              <w:instrText xml:space="preserve"> PAGEREF _Toc236592881 \h </w:instrText>
             </w:r>
             <w:r>
               <w:rPr>
@@ -1276,7 +1276,7 @@
               <w:sz w:val="24"/>
             </w:rPr>
           </w:pPr>
-          <w:hyperlink w:anchor="_Toc236486361" w:history="1">
+          <w:hyperlink w:anchor="_Toc236592882" w:history="1">
             <w:r>
               <w:rPr>
                 <w:rStyle w:val="Hyperlink"/>
@@ -1303,7 +1303,7 @@
                 <w:noProof/>
                 <w:webHidden/>
               </w:rPr>
-              <w:instrText xml:space="preserve"> PAGEREF _Toc236486361 \h </w:instrText>
+              <w:instrText xml:space="preserve"> PAGEREF _Toc236592882 \h </w:instrText>
             </w:r>
             <w:r>
               <w:rPr>
@@ -1346,7 +1346,7 @@
               <w:sz w:val="24"/>
             </w:rPr>
           </w:pPr>
-          <w:hyperlink w:anchor="_Toc236486362" w:history="1">
+          <w:hyperlink w:anchor="_Toc236592883" w:history="1">
             <w:r>
               <w:rPr>
                 <w:rStyle w:val="Hyperlink"/>
@@ -1373,7 +1373,7 @@
                 <w:noProof/>
                 <w:webHidden/>
               </w:rPr>
-              <w:instrText xml:space="preserve"> PAGEREF _Toc236486362 \h </w:instrText>
+              <w:instrText xml:space="preserve"> PAGEREF _Toc236592883 \h </w:instrText>
             </w:r>
             <w:r>
               <w:rPr>
@@ -1416,7 +1416,7 @@
               <w:sz w:val="24"/>
             </w:rPr>
           </w:pPr>
-          <w:hyperlink w:anchor="_Toc236486363" w:history="1">
+          <w:hyperlink w:anchor="_Toc236592884" w:history="1">
             <w:r>
               <w:rPr>
                 <w:rStyle w:val="Hyperlink"/>
@@ -1443,7 +1443,7 @@
                 <w:noProof/>
                 <w:webHidden/>
               </w:rPr>
-              <w:instrText xml:space="preserve"> PAGEREF _Toc236486363 \h </w:instrText>
+              <w:instrText xml:space="preserve"> PAGEREF _Toc236592884 \h </w:instrText>
             </w:r>
             <w:r>
               <w:rPr>
@@ -1486,7 +1486,7 @@
               <w:sz w:val="24"/>
             </w:rPr>
           </w:pPr>
-          <w:hyperlink w:anchor="_Toc236486364" w:history="1">
+          <w:hyperlink w:anchor="_Toc236592885" w:history="1">
             <w:r>
               <w:rPr>
                 <w:rStyle w:val="Hyperlink"/>
@@ -1513,7 +1513,7 @@
                 <w:noProof/>
                 <w:webHidden/>
               </w:rPr>
-              <w:instrText xml:space="preserve"> PAGEREF _Toc236486364 \h </w:instrText>
+              <w:instrText xml:space="preserve"> PAGEREF _Toc236592885 \h </w:instrText>
             </w:r>
             <w:r>
               <w:rPr>
@@ -1556,7 +1556,7 @@
               <w:sz w:val="24"/>
             </w:rPr>
           </w:pPr>
-          <w:hyperlink w:anchor="_Toc236486365" w:history="1">
+          <w:hyperlink w:anchor="_Toc236592886" w:history="1">
             <w:r>
               <w:rPr>
                 <w:rStyle w:val="Hyperlink"/>
@@ -1583,7 +1583,7 @@
                 <w:noProof/>
                 <w:webHidden/>
               </w:rPr>
-              <w:instrText xml:space="preserve"> PAGEREF _Toc236486365 \h </w:instrText>
+              <w:instrText xml:space="preserve"> PAGEREF _Toc236592886 \h </w:instrText>
             </w:r>
             <w:r>
               <w:rPr>
@@ -1626,7 +1626,7 @@
               <w:sz w:val="24"/>
             </w:rPr>
           </w:pPr>
-          <w:hyperlink w:anchor="_Toc236486366" w:history="1">
+          <w:hyperlink w:anchor="_Toc236592887" w:history="1">
             <w:r>
               <w:rPr>
                 <w:rStyle w:val="Hyperlink"/>
@@ -1653,7 +1653,7 @@
                 <w:noProof/>
                 <w:webHidden/>
               </w:rPr>
-              <w:instrText xml:space="preserve"> PAGEREF _Toc236486366 \h </w:instrText>
+              <w:instrText xml:space="preserve"> PAGEREF _Toc236592887 \h </w:instrText>
             </w:r>
             <w:r>
               <w:rPr>
@@ -1696,7 +1696,7 @@
               <w:sz w:val="24"/>
             </w:rPr>
           </w:pPr>
-          <w:hyperlink w:anchor="_Toc236486367" w:history="1">
+          <w:hyperlink w:anchor="_Toc236592888" w:history="1">
             <w:r>
               <w:rPr>
                 <w:rStyle w:val="Hyperlink"/>
@@ -1723,7 +1723,7 @@
                 <w:noProof/>
                 <w:webHidden/>
               </w:rPr>
-              <w:instrText xml:space="preserve"> PAGEREF _Toc236486367 \h </w:instrText>
+              <w:instrText xml:space="preserve"> PAGEREF _Toc236592888 \h </w:instrText>
             </w:r>
             <w:r>
               <w:rPr>
@@ -1766,7 +1766,7 @@
               <w:sz w:val="24"/>
             </w:rPr>
           </w:pPr>
-          <w:hyperlink w:anchor="_Toc236486368" w:history="1">
+          <w:hyperlink w:anchor="_Toc236592889" w:history="1">
             <w:r>
               <w:rPr>
                 <w:rStyle w:val="Hyperlink"/>
@@ -1793,7 +1793,7 @@
                 <w:noProof/>
                 <w:webHidden/>
               </w:rPr>
-              <w:instrText xml:space="preserve"> PAGEREF _Toc236486368 \h </w:instrText>
+              <w:instrText xml:space="preserve"> PAGEREF _Toc236592889 \h </w:instrText>
             </w:r>
             <w:r>
               <w:rPr>
@@ -1836,7 +1836,7 @@
               <w:sz w:val="24"/>
             </w:rPr>
           </w:pPr>
-          <w:hyperlink w:anchor="_Toc236486369" w:history="1">
+          <w:hyperlink w:anchor="_Toc236592890" w:history="1">
             <w:r>
               <w:rPr>
                 <w:rStyle w:val="Hyperlink"/>
@@ -1863,7 +1863,7 @@
                 <w:noProof/>
                 <w:webHidden/>
               </w:rPr>
-              <w:instrText xml:space="preserve"> PAGEREF _Toc236486369 \h </w:instrText>
+              <w:instrText xml:space="preserve"> PAGEREF _Toc236592890 \h </w:instrText>
             </w:r>
             <w:r>
               <w:rPr>
@@ -1906,7 +1906,7 @@
               <w:sz w:val="24"/>
             </w:rPr>
           </w:pPr>
-          <w:hyperlink w:anchor="_Toc236486370" w:history="1">
+          <w:hyperlink w:anchor="_Toc236592891" w:history="1">
             <w:r>
               <w:rPr>
                 <w:rStyle w:val="Hyperlink"/>
@@ -1933,7 +1933,7 @@
                 <w:noProof/>
                 <w:webHidden/>
               </w:rPr>
-              <w:instrText xml:space="preserve"> PAGEREF _Toc236486370 \h </w:instrText>
+              <w:instrText xml:space="preserve"> PAGEREF _Toc236592891 \h </w:instrText>
             </w:r>
             <w:r>
               <w:rPr>
@@ -1976,7 +1976,7 @@
               <w:sz w:val="24"/>
             </w:rPr>
           </w:pPr>
-          <w:hyperlink w:anchor="_Toc236486371" w:history="1">
+          <w:hyperlink w:anchor="_Toc236592892" w:history="1">
             <w:r>
               <w:rPr>
                 <w:rStyle w:val="Hyperlink"/>
@@ -2003,7 +2003,7 @@
                 <w:noProof/>
                 <w:webHidden/>
               </w:rPr>
-              <w:instrText xml:space="preserve"> PAGEREF _Toc236486371 \h </w:instrText>
+              <w:instrText xml:space="preserve"> PAGEREF _Toc236592892 \h </w:instrText>
             </w:r>
             <w:r>
               <w:rPr>
@@ -2046,13 +2046,21 @@
               <w:sz w:val="24"/>
             </w:rPr>
           </w:pPr>
-          <w:hyperlink w:anchor="_Toc236486372" w:history="1">
+          <w:hyperlink w:anchor="_Toc236592893" w:history="1">
             <w:r>
               <w:rPr>
                 <w:rStyle w:val="Hyperlink"/>
                 <w:noProof/>
               </w:rPr>
-              <w:t>14. Making Changes to the Converter Software</w:t>
+              <w:t>14. Making Changes to the</w:t>
+            </w:r>
+            <w:r>
+              <w:rPr>
+                <w:rStyle w:val="Hyperlink"/>
+                <w:noProof/>
+              </w:rPr>
+              <w:lastRenderedPageBreak/>
+              <w:t xml:space="preserve"> Converter Software</w:t>
             </w:r>
             <w:r>
               <w:rPr>
@@ -2073,7 +2081,7 @@
                 <w:noProof/>
                 <w:webHidden/>
               </w:rPr>
-              <w:instrText xml:space="preserve"> PAGEREF _Toc236486372 \h </w:instrText>
+              <w:instrText xml:space="preserve"> PAGEREF _Toc236592893 \h </w:instrText>
             </w:r>
             <w:r>
               <w:rPr>
@@ -2116,20 +2124,13 @@
               <w:sz w:val="24"/>
             </w:rPr>
           </w:pPr>
-          <w:hyperlink w:anchor="_Toc236486373" w:history="1">
+          <w:hyperlink w:anchor="_Toc236592894" w:history="1">
             <w:r>
               <w:rPr>
                 <w:rStyle w:val="Hyperlink"/>
                 <w:noProof/>
               </w:rPr>
-              <w:t xml:space="preserve">14.1 Conversion Contracts in </w:t>
-            </w:r>
-            <w:r>
-              <w:rPr>
-                <w:rStyle w:val="Hyperlink"/>
-                <w:noProof/>
-              </w:rPr>
-              <w:t>v6.0</w:t>
+              <w:t>14.1 Conversion Contracts in v6.0</w:t>
             </w:r>
             <w:r>
               <w:rPr>
@@ -2150,7 +2151,7 @@
                 <w:noProof/>
                 <w:webHidden/>
               </w:rPr>
-              <w:instrText xml:space="preserve"> PAGEREF _Toc236486373 \h </w:instrText>
+              <w:instrText xml:space="preserve"> PAGEREF _Toc236592894 \h </w:instrText>
             </w:r>
             <w:r>
               <w:rPr>
@@ -2193,7 +2194,7 @@
               <w:sz w:val="24"/>
             </w:rPr>
           </w:pPr>
-          <w:hyperlink w:anchor="_Toc236486374" w:history="1">
+          <w:hyperlink w:anchor="_Toc236592895" w:history="1">
             <w:r>
               <w:rPr>
                 <w:rStyle w:val="Hyperlink"/>
@@ -2220,7 +2221,7 @@
                 <w:noProof/>
                 <w:webHidden/>
               </w:rPr>
-              <w:instrText xml:space="preserve"> PAGEREF _Toc236486374 \h </w:instrText>
+              <w:instrText xml:space="preserve"> PAGEREF _Toc236592895 \h </w:instrText>
             </w:r>
             <w:r>
               <w:rPr>
@@ -2263,7 +2264,7 @@
               <w:sz w:val="24"/>
             </w:rPr>
           </w:pPr>
-          <w:hyperlink w:anchor="_Toc236486375" w:history="1">
+          <w:hyperlink w:anchor="_Toc236592896" w:history="1">
             <w:r>
               <w:rPr>
                 <w:rStyle w:val="Hyperlink"/>
@@ -2290,7 +2291,7 @@
                 <w:noProof/>
                 <w:webHidden/>
               </w:rPr>
-              <w:instrText xml:space="preserve"> PAGEREF _Toc236486375 \h </w:instrText>
+              <w:instrText xml:space="preserve"> PAGEREF _Toc236592896 \h </w:instrText>
             </w:r>
             <w:r>
               <w:rPr>
@@ -2333,7 +2334,7 @@
               <w:sz w:val="24"/>
             </w:rPr>
           </w:pPr>
-          <w:hyperlink w:anchor="_Toc236486376" w:history="1">
+          <w:hyperlink w:anchor="_Toc236592897" w:history="1">
             <w:r>
               <w:rPr>
                 <w:rStyle w:val="Hyperlink"/>
@@ -2360,7 +2361,7 @@
                 <w:noProof/>
                 <w:webHidden/>
               </w:rPr>
-              <w:instrText xml:space="preserve"> PAGEREF _Toc236486376 \h </w:instrText>
+              <w:instrText xml:space="preserve"> PAGEREF _Toc236592897 \h </w:instrText>
             </w:r>
             <w:r>
               <w:rPr>
@@ -2403,7 +2404,7 @@
               <w:sz w:val="24"/>
             </w:rPr>
           </w:pPr>
-          <w:hyperlink w:anchor="_Toc236486377" w:history="1">
+          <w:hyperlink w:anchor="_Toc236592898" w:history="1">
             <w:r>
               <w:rPr>
                 <w:rStyle w:val="Hyperlink"/>
@@ -2430,7 +2431,7 @@
                 <w:noProof/>
                 <w:webHidden/>
               </w:rPr>
-              <w:instrText xml:space="preserve"> PAGEREF _Toc236486377 \h </w:instrText>
+              <w:instrText xml:space="preserve"> PAGEREF _Toc236592898 \h </w:instrText>
             </w:r>
             <w:r>
               <w:rPr>
@@ -2473,7 +2474,7 @@
               <w:sz w:val="24"/>
             </w:rPr>
           </w:pPr>
-          <w:hyperlink w:anchor="_Toc236486378" w:history="1">
+          <w:hyperlink w:anchor="_Toc236592899" w:history="1">
             <w:r>
               <w:rPr>
                 <w:rStyle w:val="Hyperlink"/>
@@ -2500,7 +2501,7 @@
                 <w:noProof/>
                 <w:webHidden/>
               </w:rPr>
-              <w:instrText xml:space="preserve"> PAGEREF _Toc236486378 \h </w:instrText>
+              <w:instrText xml:space="preserve"> PAGEREF _Toc236592899 \h </w:instrText>
             </w:r>
             <w:r>
               <w:rPr>
@@ -2543,7 +2544,7 @@
               <w:sz w:val="24"/>
             </w:rPr>
           </w:pPr>
-          <w:hyperlink w:anchor="_Toc236486379" w:history="1">
+          <w:hyperlink w:anchor="_Toc236592900" w:history="1">
             <w:r>
               <w:rPr>
                 <w:rStyle w:val="Hyperlink"/>
@@ -2570,7 +2571,7 @@
                 <w:noProof/>
                 <w:webHidden/>
               </w:rPr>
-              <w:instrText xml:space="preserve"> PAGEREF _Toc236486379 \h </w:instrText>
+              <w:instrText xml:space="preserve"> PAGEREF _Toc236592900 \h </w:instrText>
             </w:r>
             <w:r>
               <w:rPr>
@@ -2613,20 +2614,83 @@
               <w:sz w:val="24"/>
             </w:rPr>
           </w:pPr>
-          <w:hyperlink w:anchor="_Toc236486380" w:history="1">
+          <w:hyperlink w:anchor="_Toc236592901" w:history="1">
             <w:r>
               <w:rPr>
                 <w:rStyle w:val="Hyperlink"/>
                 <w:noProof/>
               </w:rPr>
-              <w:t xml:space="preserve">Maintenance Update - </w:t>
-            </w:r>
+              <w:t>Maintenance Update - August 2, 2026</w:t>
+            </w:r>
+            <w:r>
+              <w:rPr>
+                <w:noProof/>
+                <w:webHidden/>
+              </w:rPr>
+              <w:tab/>
+            </w:r>
+            <w:r>
+              <w:rPr>
+                <w:noProof/>
+                <w:webHidden/>
+              </w:rPr>
+              <w:fldChar w:fldCharType="begin"/>
+            </w:r>
+            <w:r>
+              <w:rPr>
+                <w:noProof/>
+                <w:webHidden/>
+              </w:rPr>
+              <w:instrText xml:space="preserve"> PAGEREF _Toc236592901 \h </w:instrText>
+            </w:r>
+            <w:r>
+              <w:rPr>
+                <w:noProof/>
+                <w:webHidden/>
+              </w:rPr>
+            </w:r>
+            <w:r>
+              <w:rPr>
+                <w:noProof/>
+                <w:webHidden/>
+              </w:rPr>
+              <w:fldChar w:fldCharType="separate"/>
+            </w:r>
+            <w:r>
+              <w:rPr>
+                <w:noProof/>
+                <w:webHidden/>
+              </w:rPr>
+              <w:t>33</w:t>
+            </w:r>
+            <w:r>
+              <w:rPr>
+                <w:noProof/>
+                <w:webHidden/>
+              </w:rPr>
+              <w:fldChar w:fldCharType="end"/>
+            </w:r>
+          </w:hyperlink>
+        </w:p>
+        <w:p>
+          <w:pPr>
+            <w:pStyle w:val="TOC1"/>
+            <w:tabs>
+              <w:tab w:val="right" w:leader="dot" w:pos="10070"/>
+            </w:tabs>
+            <w:rPr>
+              <w:rFonts w:asciiTheme="minorHAnsi" w:eastAsiaTheme="minorEastAsia" w:hAnsiTheme="minorHAnsi"/>
+              <w:noProof/>
+              <w:sz w:val="24"/>
+            </w:rPr>
+          </w:pPr>
+          <w:hyperlink w:anchor="_Toc236592902" w:history="1">
             <w:r>
               <w:rPr>
                 <w:rStyle w:val="Hyperlink"/>
                 <w:noProof/>
               </w:rPr>
-              <w:t>August 2, 2026</w:t>
+              <w:t>Navigator Build 023</w:t>
             </w:r>
             <w:r>
               <w:rPr>
@@ -2647,7 +2711,7 @@
                 <w:noProof/>
                 <w:webHidden/>
               </w:rPr>
-              <w:instrText xml:space="preserve"> PAGEREF _Toc236486380 \h </w:instrText>
+              <w:instrText xml:space="preserve"> PAGEREF _Toc236592902 \h </w:instrText>
             </w:r>
             <w:r>
               <w:rPr>
@@ -2667,7 +2731,217 @@
                 <w:noProof/>
                 <w:webHidden/>
               </w:rPr>
-              <w:t>33</w:t>
+              <w:t>34</w:t>
+            </w:r>
+            <w:r>
+              <w:rPr>
+                <w:noProof/>
+                <w:webHidden/>
+              </w:rPr>
+              <w:fldChar w:fldCharType="end"/>
+            </w:r>
+          </w:hyperlink>
+        </w:p>
+        <w:p>
+          <w:pPr>
+            <w:pStyle w:val="TOC2"/>
+            <w:tabs>
+              <w:tab w:val="right" w:leader="dot" w:pos="10070"/>
+            </w:tabs>
+            <w:rPr>
+              <w:rFonts w:asciiTheme="minorHAnsi" w:eastAsiaTheme="minorEastAsia" w:hAnsiTheme="minorHAnsi"/>
+              <w:noProof/>
+              <w:sz w:val="24"/>
+            </w:rPr>
+          </w:pPr>
+          <w:hyperlink w:anchor="_Toc236592903" w:history="1">
+            <w:r>
+              <w:rPr>
+                <w:rStyle w:val="Hyperlink"/>
+                <w:noProof/>
+              </w:rPr>
+              <w:t>What is new in Navigator</w:t>
+            </w:r>
+            <w:r>
+              <w:rPr>
+                <w:noProof/>
+                <w:webHidden/>
+              </w:rPr>
+              <w:tab/>
+            </w:r>
+            <w:r>
+              <w:rPr>
+                <w:noProof/>
+                <w:webHidden/>
+              </w:rPr>
+              <w:fldChar w:fldCharType="begin"/>
+            </w:r>
+            <w:r>
+              <w:rPr>
+                <w:noProof/>
+                <w:webHidden/>
+              </w:rPr>
+              <w:instrText xml:space="preserve"> PAGEREF _Toc236592903 \h </w:instrText>
+            </w:r>
+            <w:r>
+              <w:rPr>
+                <w:noProof/>
+                <w:webHidden/>
+              </w:rPr>
+            </w:r>
+            <w:r>
+              <w:rPr>
+                <w:noProof/>
+                <w:webHidden/>
+              </w:rPr>
+              <w:fldChar w:fldCharType="separate"/>
+            </w:r>
+            <w:r>
+              <w:rPr>
+                <w:noProof/>
+                <w:webHidden/>
+              </w:rPr>
+              <w:t>34</w:t>
+            </w:r>
+            <w:r>
+              <w:rPr>
+                <w:noProof/>
+                <w:webHidden/>
+              </w:rPr>
+              <w:fldChar w:fldCharType="end"/>
+            </w:r>
+          </w:hyperlink>
+        </w:p>
+        <w:p>
+          <w:pPr>
+            <w:pStyle w:val="TOC2"/>
+            <w:tabs>
+              <w:tab w:val="right" w:leader="dot" w:pos="10070"/>
+            </w:tabs>
+            <w:rPr>
+              <w:rFonts w:asciiTheme="minorHAnsi" w:eastAsiaTheme="minorEastAsia" w:hAnsiTheme="minorHAnsi"/>
+              <w:noProof/>
+              <w:sz w:val="24"/>
+            </w:rPr>
+          </w:pPr>
+          <w:hyperlink w:anchor="_Toc236592904" w:history="1">
+            <w:r>
+              <w:rPr>
+                <w:rStyle w:val="Hyperlink"/>
+                <w:noProof/>
+              </w:rPr>
+              <w:t>Build identification</w:t>
+            </w:r>
+            <w:r>
+              <w:rPr>
+                <w:noProof/>
+                <w:webHidden/>
+              </w:rPr>
+              <w:tab/>
+            </w:r>
+            <w:r>
+              <w:rPr>
+                <w:noProof/>
+                <w:webHidden/>
+              </w:rPr>
+              <w:fldChar w:fldCharType="begin"/>
+            </w:r>
+            <w:r>
+              <w:rPr>
+                <w:noProof/>
+                <w:webHidden/>
+              </w:rPr>
+              <w:instrText xml:space="preserve"> PAGEREF _Toc236592904 \h </w:instrText>
+            </w:r>
+            <w:r>
+              <w:rPr>
+                <w:noProof/>
+                <w:webHidden/>
+              </w:rPr>
+            </w:r>
+            <w:r>
+              <w:rPr>
+                <w:noProof/>
+                <w:webHidden/>
+              </w:rPr>
+              <w:fldChar w:fldCharType="separate"/>
+            </w:r>
+            <w:r>
+              <w:rPr>
+                <w:noProof/>
+                <w:webHidden/>
+              </w:rPr>
+              <w:t>34</w:t>
+            </w:r>
+            <w:r>
+              <w:rPr>
+                <w:noProof/>
+                <w:webHidden/>
+              </w:rPr>
+              <w:fldChar w:fldCharType="end"/>
+            </w:r>
+          </w:hyperlink>
+        </w:p>
+        <w:p>
+          <w:pPr>
+            <w:pStyle w:val="TOC2"/>
+            <w:tabs>
+              <w:tab w:val="right" w:leader="dot" w:pos="10070"/>
+            </w:tabs>
+            <w:rPr>
+              <w:rFonts w:asciiTheme="minorHAnsi" w:eastAsiaTheme="minorEastAsia" w:hAnsiTheme="minorHAnsi"/>
+              <w:noProof/>
+              <w:sz w:val="24"/>
+            </w:rPr>
+          </w:pPr>
+          <w:hyperlink w:anchor="_Toc236592905" w:history="1">
+            <w:r>
+              <w:rPr>
+                <w:rStyle w:val="Hyperlink"/>
+                <w:noProof/>
+              </w:rPr>
+              <w:t>Conversion and review expectations</w:t>
+            </w:r>
+            <w:r>
+              <w:rPr>
+                <w:noProof/>
+                <w:webHidden/>
+              </w:rPr>
+              <w:tab/>
+            </w:r>
+            <w:r>
+              <w:rPr>
+                <w:noProof/>
+                <w:webHidden/>
+              </w:rPr>
+              <w:fldChar w:fldCharType="begin"/>
+            </w:r>
+            <w:r>
+              <w:rPr>
+                <w:noProof/>
+                <w:webHidden/>
+              </w:rPr>
+              <w:instrText xml:space="preserve"> PAGEREF _Toc236592905 \h </w:instrText>
+            </w:r>
+            <w:r>
+              <w:rPr>
+                <w:noProof/>
+                <w:webHidden/>
+              </w:rPr>
+            </w:r>
+            <w:r>
+              <w:rPr>
+                <w:noProof/>
+                <w:webHidden/>
+              </w:rPr>
+              <w:fldChar w:fldCharType="separate"/>
+            </w:r>
+            <w:r>
+              <w:rPr>
+                <w:noProof/>
+                <w:webHidden/>
+              </w:rPr>
+              <w:t>34</w:t>
             </w:r>
             <w:r>
               <w:rPr>
@@ -2722,7 +2996,7 @@
           <w:b w:val="0"/>
         </w:rPr>
       </w:pPr>
-      <w:bookmarkStart w:id="2" w:name="_Toc236486346"/>
+      <w:bookmarkStart w:id="2" w:name="_Toc236592867"/>
       <w:r>
         <w:rPr>
           <w:b w:val="0"/>
@@ -2813,7 +3087,7 @@
           <w:b w:val="0"/>
         </w:rPr>
       </w:pPr>
-      <w:bookmarkStart w:id="4" w:name="_Toc236486347"/>
+      <w:bookmarkStart w:id="4" w:name="_Toc236592868"/>
       <w:r>
         <w:rPr>
           <w:b w:val="0"/>
@@ -3158,7 +3432,7 @@
         <w:pStyle w:val="Heading2"/>
         <w:spacing w:before="0"/>
       </w:pPr>
-      <w:bookmarkStart w:id="5" w:name="_Toc236486348"/>
+      <w:bookmarkStart w:id="5" w:name="_Toc236592869"/>
       <w:r>
         <w:t>2.1  All About Mapping Packs</w:t>
       </w:r>
@@ -3377,7 +3651,7 @@
       <w:pPr>
         <w:pStyle w:val="Heading2"/>
       </w:pPr>
-      <w:bookmarkStart w:id="6" w:name="_Toc236486349"/>
+      <w:bookmarkStart w:id="6" w:name="_Toc236592870"/>
       <w:r>
         <w:t>2.2 Mapping-pack actions</w:t>
       </w:r>
@@ -3590,7 +3864,7 @@
       <w:pPr>
         <w:pStyle w:val="Heading2"/>
       </w:pPr>
-      <w:bookmarkStart w:id="7" w:name="_Toc236486350"/>
+      <w:bookmarkStart w:id="7" w:name="_Toc236592871"/>
       <w:r>
         <w:t>2.3 Loading the Consolidated Mapping packs</w:t>
       </w:r>
@@ -3661,7 +3935,7 @@
       <w:r>
         <w:t xml:space="preserve"> </w:t>
       </w:r>
-      <w:bookmarkStart w:id="8" w:name="_Toc236486351"/>
+      <w:bookmarkStart w:id="8" w:name="_Toc236592872"/>
       <w:r>
         <w:t>2.4 Mapping-pack results</w:t>
       </w:r>
@@ -3700,7 +3974,7 @@
           <w:b w:val="0"/>
         </w:rPr>
       </w:pPr>
-      <w:bookmarkStart w:id="10" w:name="_Toc236486352"/>
+      <w:bookmarkStart w:id="10" w:name="_Toc236592873"/>
       <w:r>
         <w:rPr>
           <w:b w:val="0"/>
@@ -4063,7 +4337,7 @@
           <w:b w:val="0"/>
         </w:rPr>
       </w:pPr>
-      <w:bookmarkStart w:id="12" w:name="_Toc236486353"/>
+      <w:bookmarkStart w:id="12" w:name="_Toc236592874"/>
       <w:r>
         <w:rPr>
           <w:b w:val="0"/>
@@ -4149,7 +4423,7 @@
           <w:b w:val="0"/>
         </w:rPr>
       </w:pPr>
-      <w:bookmarkStart w:id="14" w:name="_Toc236486354"/>
+      <w:bookmarkStart w:id="14" w:name="_Toc236592875"/>
       <w:bookmarkEnd w:id="13"/>
       <w:r>
         <w:rPr>
@@ -4175,18 +4449,18 @@
           <w:noProof/>
         </w:rPr>
         <w:drawing>
-          <wp:inline distT="0" distB="0" distL="0" distR="0" wp14:anchorId="2230B550" wp14:editId="601C1F4C">
-            <wp:extent cx="6400800" cy="3404870"/>
-            <wp:effectExtent l="0" t="0" r="0" b="5080"/>
-            <wp:docPr id="336254166" name="Picture 1"/>
+          <wp:inline distT="0" distB="0" distL="0" distR="0" wp14:anchorId="54192ABF" wp14:editId="5415BB15">
+            <wp:extent cx="6400800" cy="3600450"/>
+            <wp:effectExtent l="0" t="0" r="0" b="0"/>
+            <wp:docPr id="3694505" name="Picture 1" descr="VCL2FMXConverter v6.0 Navigator Build 023 main window" title="Navigator Build 023 main window"/>
             <wp:cNvGraphicFramePr>
-              <a:graphicFrameLocks xmlns:a="http://schemas.openxmlformats.org/drawingml/2006/main"/>
+              <a:graphicFrameLocks xmlns:a="http://schemas.openxmlformats.org/drawingml/2006/main" noChangeAspect="1"/>
             </wp:cNvGraphicFramePr>
             <a:graphic xmlns:a="http://schemas.openxmlformats.org/drawingml/2006/main">
               <a:graphicData uri="http://schemas.openxmlformats.org/drawingml/2006/picture">
                 <pic:pic xmlns:pic="http://schemas.openxmlformats.org/drawingml/2006/picture">
                   <pic:nvPicPr>
-                    <pic:cNvPr id="336254166" name=""/>
+                    <pic:cNvPr id="3694505" name="Picture 1" descr="VCL2FMXConverter v6.0 Navigator Build 023 main window" title="Navigator Build 023 main window"/>
                     <pic:cNvPicPr/>
                   </pic:nvPicPr>
                   <pic:blipFill>
@@ -4204,7 +4478,7 @@
                   <pic:spPr>
                     <a:xfrm>
                       <a:off x="0" y="0"/>
-                      <a:ext cx="6400800" cy="3404870"/>
+                      <a:ext cx="6400800" cy="3600450"/>
                     </a:xfrm>
                     <a:prstGeom prst="rect">
                       <a:avLst/>
@@ -4929,7 +5203,7 @@
           <w:b w:val="0"/>
         </w:rPr>
       </w:pPr>
-      <w:bookmarkStart w:id="16" w:name="_Toc236486355"/>
+      <w:bookmarkStart w:id="16" w:name="_Toc236592876"/>
       <w:r>
         <w:rPr>
           <w:b w:val="0"/>
@@ -4947,7 +5221,7 @@
         </w:rPr>
       </w:pPr>
       <w:bookmarkStart w:id="17" w:name="_Toc225758685"/>
-      <w:bookmarkStart w:id="18" w:name="_Toc236486356"/>
+      <w:bookmarkStart w:id="18" w:name="_Toc236592877"/>
       <w:r>
         <w:rPr>
           <w:b w:val="0"/>
@@ -5315,7 +5589,7 @@
           <w:b w:val="0"/>
         </w:rPr>
       </w:pPr>
-      <w:bookmarkStart w:id="20" w:name="_Toc236486357"/>
+      <w:bookmarkStart w:id="20" w:name="_Toc236592878"/>
       <w:r>
         <w:rPr>
           <w:b w:val="0"/>
@@ -5425,7 +5699,7 @@
           <w:b w:val="0"/>
         </w:rPr>
       </w:pPr>
-      <w:bookmarkStart w:id="22" w:name="_Toc236486358"/>
+      <w:bookmarkStart w:id="22" w:name="_Toc236592879"/>
       <w:r>
         <w:rPr>
           <w:b w:val="0"/>
@@ -5561,7 +5835,7 @@
           <w:b w:val="0"/>
         </w:rPr>
       </w:pPr>
-      <w:bookmarkStart w:id="24" w:name="_Toc236486359"/>
+      <w:bookmarkStart w:id="24" w:name="_Toc236592880"/>
       <w:r>
         <w:rPr>
           <w:b w:val="0"/>
@@ -6097,7 +6371,7 @@
           <w:b w:val="0"/>
         </w:rPr>
       </w:pPr>
-      <w:bookmarkStart w:id="26" w:name="_Toc236486360"/>
+      <w:bookmarkStart w:id="26" w:name="_Toc236592881"/>
       <w:r>
         <w:rPr>
           <w:b w:val="0"/>
@@ -6575,7 +6849,7 @@
           <w:b w:val="0"/>
         </w:rPr>
       </w:pPr>
-      <w:bookmarkStart w:id="28" w:name="_Toc236486361"/>
+      <w:bookmarkStart w:id="28" w:name="_Toc236592882"/>
       <w:r>
         <w:rPr>
           <w:b w:val="0"/>
@@ -6685,7 +6959,7 @@
           <w:b w:val="0"/>
         </w:rPr>
       </w:pPr>
-      <w:bookmarkStart w:id="30" w:name="_Toc236486362"/>
+      <w:bookmarkStart w:id="30" w:name="_Toc236592883"/>
       <w:r>
         <w:rPr>
           <w:b w:val="0"/>
@@ -7171,7 +7445,7 @@
       <w:pPr>
         <w:pStyle w:val="Heading2"/>
       </w:pPr>
-      <w:bookmarkStart w:id="31" w:name="_Toc236486363"/>
+      <w:bookmarkStart w:id="31" w:name="_Toc236592884"/>
       <w:r>
         <w:t>12.1 Windows Message Handlers and How They Are Processed</w:t>
       </w:r>
@@ -7199,7 +7473,7 @@
       <w:pPr>
         <w:pStyle w:val="Heading2"/>
       </w:pPr>
-      <w:bookmarkStart w:id="32" w:name="_Toc236486364"/>
+      <w:bookmarkStart w:id="32" w:name="_Toc236592885"/>
       <w:r>
         <w:t>12.2  The Three Patterns and What Happens to Them</w:t>
       </w:r>
@@ -7209,7 +7483,7 @@
       <w:pPr>
         <w:pStyle w:val="Heading2"/>
       </w:pPr>
-      <w:bookmarkStart w:id="33" w:name="_Toc236486365"/>
+      <w:bookmarkStart w:id="33" w:name="_Toc236592886"/>
       <w:r>
         <w:t>12.2.1  Standard Windows Messages (WM_SIZE, WM_ACTIVATE, etc.)</w:t>
       </w:r>
@@ -7418,7 +7692,7 @@
       <w:pPr>
         <w:pStyle w:val="Heading2"/>
       </w:pPr>
-      <w:bookmarkStart w:id="34" w:name="_Toc236486366"/>
+      <w:bookmarkStart w:id="34" w:name="_Toc236592887"/>
       <w:r>
         <w:t>12.2.2  Custom User Messages (WM_USER + N)</w:t>
       </w:r>
@@ -7664,7 +7938,7 @@
       <w:pPr>
         <w:pStyle w:val="Heading2"/>
       </w:pPr>
-      <w:bookmarkStart w:id="35" w:name="_Toc236486367"/>
+      <w:bookmarkStart w:id="35" w:name="_Toc236592888"/>
       <w:r>
         <w:t>12.2.3  WndProc Overrides and Raw Message Pumps</w:t>
       </w:r>
@@ -7878,7 +8152,7 @@
       <w:pPr>
         <w:pStyle w:val="Heading2"/>
       </w:pPr>
-      <w:bookmarkStart w:id="36" w:name="_Toc236486368"/>
+      <w:bookmarkStart w:id="36" w:name="_Toc236592889"/>
       <w:r>
         <w:t>12.3  The Conversion Report</w:t>
       </w:r>
@@ -7959,7 +8233,7 @@
           <w:b w:val="0"/>
         </w:rPr>
       </w:pPr>
-      <w:bookmarkStart w:id="37" w:name="_Toc236486369"/>
+      <w:bookmarkStart w:id="37" w:name="_Toc236592890"/>
       <w:r>
         <w:rPr>
           <w:b w:val="0"/>
@@ -8076,7 +8350,7 @@
           <w:b w:val="0"/>
         </w:rPr>
       </w:pPr>
-      <w:bookmarkStart w:id="38" w:name="_Toc236486370"/>
+      <w:bookmarkStart w:id="38" w:name="_Toc236592891"/>
       <w:r>
         <w:rPr>
           <w:b w:val="0"/>
@@ -8581,7 +8855,7 @@
           <w:b w:val="0"/>
         </w:rPr>
       </w:pPr>
-      <w:bookmarkStart w:id="40" w:name="_Toc236486371"/>
+      <w:bookmarkStart w:id="40" w:name="_Toc236592892"/>
       <w:r>
         <w:rPr>
           <w:b w:val="0"/>
@@ -9174,7 +9448,7 @@
           <w:b w:val="0"/>
         </w:rPr>
       </w:pPr>
-      <w:bookmarkStart w:id="42" w:name="_Toc236486372"/>
+      <w:bookmarkStart w:id="42" w:name="_Toc236592893"/>
       <w:r>
         <w:rPr>
           <w:b w:val="0"/>
@@ -9236,7 +9510,7 @@
       <w:pPr>
         <w:pStyle w:val="Heading2"/>
       </w:pPr>
-      <w:bookmarkStart w:id="44" w:name="_Toc236486373"/>
+      <w:bookmarkStart w:id="44" w:name="_Toc236592894"/>
       <w:r>
         <w:t xml:space="preserve">14.1 Conversion Contracts in </w:t>
       </w:r>
@@ -9322,7 +9596,7 @@
       <w:pPr>
         <w:pStyle w:val="Heading2"/>
       </w:pPr>
-      <w:bookmarkStart w:id="45" w:name="_Toc236486374"/>
+      <w:bookmarkStart w:id="45" w:name="_Toc236592895"/>
       <w:r>
         <w:t>15. Operational Best Practices</w:t>
       </w:r>
@@ -9444,7 +9718,7 @@
           <w:b w:val="0"/>
         </w:rPr>
       </w:pPr>
-      <w:bookmarkStart w:id="47" w:name="_Toc236486375"/>
+      <w:bookmarkStart w:id="47" w:name="_Toc236592896"/>
       <w:r>
         <w:rPr>
           <w:b w:val="0"/>
@@ -9829,7 +10103,7 @@
           <w:b w:val="0"/>
         </w:rPr>
       </w:pPr>
-      <w:bookmarkStart w:id="49" w:name="_Toc236486376"/>
+      <w:bookmarkStart w:id="49" w:name="_Toc236592897"/>
       <w:r>
         <w:rPr>
           <w:b w:val="0"/>
@@ -9954,7 +10228,7 @@
           <w:b w:val="0"/>
         </w:rPr>
       </w:pPr>
-      <w:bookmarkStart w:id="51" w:name="_Toc236486377"/>
+      <w:bookmarkStart w:id="51" w:name="_Toc236592898"/>
       <w:r>
         <w:rPr>
           <w:b w:val="0"/>
@@ -10055,7 +10329,7 @@
           <w:b w:val="0"/>
         </w:rPr>
       </w:pPr>
-      <w:bookmarkStart w:id="53" w:name="_Toc236486378"/>
+      <w:bookmarkStart w:id="53" w:name="_Toc236592899"/>
       <w:r>
         <w:rPr>
           <w:b w:val="0"/>
@@ -10168,7 +10442,7 @@
           <w:b w:val="0"/>
         </w:rPr>
       </w:pPr>
-      <w:bookmarkStart w:id="55" w:name="_Toc236486379"/>
+      <w:bookmarkStart w:id="55" w:name="_Toc236592900"/>
       <w:r>
         <w:rPr>
           <w:b w:val="0"/>
@@ -10573,7 +10847,7 @@
       <w:pPr>
         <w:pStyle w:val="Heading1"/>
       </w:pPr>
-      <w:bookmarkStart w:id="56" w:name="_Toc236486380"/>
+      <w:bookmarkStart w:id="56" w:name="_Toc236592901"/>
       <w:r>
         <w:t xml:space="preserve">Maintenance Update - </w:t>
       </w:r>
@@ -10615,9 +10889,14 @@
       <w:pPr>
         <w:pStyle w:val="Heading1"/>
       </w:pPr>
-      <w:r>
-        <w:t>Navigator Build 021</w:t>
-      </w:r>
+      <w:bookmarkStart w:id="57" w:name="_Toc236592902"/>
+      <w:r>
+        <w:t xml:space="preserve">Navigator </w:t>
+      </w:r>
+      <w:r>
+        <w:t>Build 023</w:t>
+      </w:r>
+      <w:bookmarkEnd w:id="57"/>
     </w:p>
     <w:p>
       <w:r>
@@ -10629,9 +10908,11 @@
       <w:pPr>
         <w:pStyle w:val="Heading2"/>
       </w:pPr>
+      <w:bookmarkStart w:id="58" w:name="_Toc236592903"/>
       <w:r>
         <w:t>What is new in Navigator</w:t>
       </w:r>
+      <w:bookmarkEnd w:id="58"/>
     </w:p>
     <w:p>
       <w:r>
@@ -10643,13 +10924,21 @@
       <w:pPr>
         <w:pStyle w:val="Heading2"/>
       </w:pPr>
+      <w:bookmarkStart w:id="59" w:name="_Toc236592904"/>
       <w:r>
         <w:t>Build identification</w:t>
       </w:r>
-    </w:p>
-    <w:p>
-      <w:r>
-        <w:t>Every Navigator iteration shows its release name, v6.0 version, build number, date, and time inside the centered badge. Build 021 is the current testing build.</w:t>
+      <w:bookmarkEnd w:id="59"/>
+    </w:p>
+    <w:p>
+      <w:r>
+        <w:t xml:space="preserve">Every Navigator iteration shows its release name, v6.0 version, build number, date, and time inside the centered badge. </w:t>
+      </w:r>
+      <w:r>
+        <w:t>Build 023</w:t>
+      </w:r>
+      <w:r>
+        <w:t xml:space="preserve"> is the current testing build.</w:t>
       </w:r>
     </w:p>
     <w:p/>
@@ -10657,9 +10946,11 @@
       <w:pPr>
         <w:pStyle w:val="Heading2"/>
       </w:pPr>
+      <w:bookmarkStart w:id="60" w:name="_Toc236592905"/>
       <w:r>
         <w:t>Conversion and review expectations</w:t>
       </w:r>
+      <w:bookmarkEnd w:id="60"/>
     </w:p>
     <w:p>
       <w:r>

--- a/docs/guides/VCL2FMXConverter_v6_0_Navigator_User_Guide.docx
+++ b/docs/guides/VCL2FMXConverter_v6_0_Navigator_User_Guide.docx
@@ -14,7 +14,7 @@
           <w:noProof/>
         </w:rPr>
         <w:drawing>
-          <wp:inline distT="0" distB="0" distL="0" distR="0" wp14:anchorId="4CBD0373" wp14:editId="60B6FAE8">
+          <wp:inline distT="0" distB="0" distL="0" distR="0" wp14:anchorId="4CBD0373" wp14:editId="272691A0">
             <wp:extent cx="6172200" cy="1398905"/>
             <wp:effectExtent l="0" t="0" r="0" b="0"/>
             <wp:docPr id="1857115925" name="Picture 1"/>
@@ -146,7 +146,7 @@
         <w:t xml:space="preserve">Revision date: </w:t>
       </w:r>
       <w:r>
-        <w:t>August 2, 2026</w:t>
+        <w:t>August 3, 2026</w:t>
       </w:r>
     </w:p>
     <w:p>
@@ -2052,15 +2052,7 @@
                 <w:rStyle w:val="Hyperlink"/>
                 <w:noProof/>
               </w:rPr>
-              <w:t>14. Making Changes to the</w:t>
-            </w:r>
-            <w:r>
-              <w:rPr>
-                <w:rStyle w:val="Hyperlink"/>
-                <w:noProof/>
-              </w:rPr>
-              <w:lastRenderedPageBreak/>
-              <w:t xml:space="preserve"> Converter Software</w:t>
+              <w:t>14. Making Changes to the Converter Software</w:t>
             </w:r>
             <w:r>
               <w:rPr>
@@ -2620,7 +2612,14 @@
                 <w:rStyle w:val="Hyperlink"/>
                 <w:noProof/>
               </w:rPr>
-              <w:t>Maintenance Update - August 2, 2026</w:t>
+              <w:t xml:space="preserve">Maintenance Update - </w:t>
+            </w:r>
+            <w:r>
+              <w:rPr>
+                <w:rStyle w:val="Hyperlink"/>
+                <w:noProof/>
+              </w:rPr>
+              <w:t>August 3, 2026</w:t>
             </w:r>
             <w:r>
               <w:rPr>
@@ -2690,7 +2689,14 @@
                 <w:rStyle w:val="Hyperlink"/>
                 <w:noProof/>
               </w:rPr>
-              <w:t>Navigator Build 023</w:t>
+              <w:t xml:space="preserve">Navigator </w:t>
+            </w:r>
+            <w:r>
+              <w:rPr>
+                <w:rStyle w:val="Hyperlink"/>
+                <w:noProof/>
+              </w:rPr>
+              <w:t>Build 024</w:t>
             </w:r>
             <w:r>
               <w:rPr>
@@ -3407,10 +3413,7 @@
         <w:t xml:space="preserve"> build knows about standard component, property, and event coverage. </w:t>
       </w:r>
       <w:r>
-        <w:t xml:space="preserve">Version 5.0 </w:t>
-      </w:r>
-      <w:r>
-        <w:t>Navigator</w:t>
+        <w:t>Version 6.0 Navigator</w:t>
       </w:r>
       <w:r>
         <w:t xml:space="preserve"> also provides </w:t>
@@ -4449,7 +4452,7 @@
           <w:noProof/>
         </w:rPr>
         <w:drawing>
-          <wp:inline distT="0" distB="0" distL="0" distR="0" wp14:anchorId="54192ABF" wp14:editId="5415BB15">
+          <wp:inline distT="0" distB="0" distL="0" distR="0" wp14:anchorId="54192ABF" wp14:editId="69095C4B">
             <wp:extent cx="6400800" cy="3600450"/>
             <wp:effectExtent l="0" t="0" r="0" b="0"/>
             <wp:docPr id="3694505" name="Picture 1" descr="VCL2FMXConverter v6.0 Navigator Build 023 main window" title="Navigator Build 023 main window"/>
@@ -10852,7 +10855,7 @@
         <w:t xml:space="preserve">Maintenance Update - </w:t>
       </w:r>
       <w:r>
-        <w:t>August 2, 2026</w:t>
+        <w:t>August 3, 2026</w:t>
       </w:r>
       <w:bookmarkEnd w:id="56"/>
     </w:p>
@@ -10894,13 +10897,16 @@
         <w:t xml:space="preserve">Navigator </w:t>
       </w:r>
       <w:r>
-        <w:t>Build 023</w:t>
+        <w:t>Build 024</w:t>
       </w:r>
       <w:bookmarkEnd w:id="57"/>
     </w:p>
     <w:p>
       <w:r>
-        <w:t>Last changed: August 2, 2026</w:t>
+        <w:t xml:space="preserve">Last changed: </w:t>
+      </w:r>
+      <w:r>
+        <w:t>August 3, 2026</w:t>
       </w:r>
     </w:p>
     <w:p/>
@@ -10935,7 +10941,7 @@
         <w:t xml:space="preserve">Every Navigator iteration shows its release name, v6.0 version, build number, date, and time inside the centered badge. </w:t>
       </w:r>
       <w:r>
-        <w:t>Build 023</w:t>
+        <w:t>Build 024</w:t>
       </w:r>
       <w:r>
         <w:t xml:space="preserve"> is the current testing build.</w:t>

--- a/docs/guides/VCL2FMXConverter_v6_0_Navigator_User_Guide.docx
+++ b/docs/guides/VCL2FMXConverter_v6_0_Navigator_User_Guide.docx
@@ -14,7 +14,7 @@
           <w:noProof/>
         </w:rPr>
         <w:drawing>
-          <wp:inline distT="0" distB="0" distL="0" distR="0" wp14:anchorId="4CBD0373" wp14:editId="272691A0">
+          <wp:inline distT="0" distB="0" distL="0" distR="0" wp14:anchorId="4CBD0373" wp14:editId="153F4A0D">
             <wp:extent cx="6172200" cy="1398905"/>
             <wp:effectExtent l="0" t="0" r="0" b="0"/>
             <wp:docPr id="1857115925" name="Picture 1"/>
@@ -2696,7 +2696,7 @@
                 <w:rStyle w:val="Hyperlink"/>
                 <w:noProof/>
               </w:rPr>
-              <w:t>Build 024</w:t>
+              <w:t>V6.0</w:t>
             </w:r>
             <w:r>
               <w:rPr>
@@ -4452,7 +4452,7 @@
           <w:noProof/>
         </w:rPr>
         <w:drawing>
-          <wp:inline distT="0" distB="0" distL="0" distR="0" wp14:anchorId="54192ABF" wp14:editId="69095C4B">
+          <wp:inline distT="0" distB="0" distL="0" distR="0" wp14:anchorId="54192ABF" wp14:editId="00248CEF">
             <wp:extent cx="6400800" cy="3600450"/>
             <wp:effectExtent l="0" t="0" r="0" b="0"/>
             <wp:docPr id="3694505" name="Picture 1" descr="VCL2FMXConverter v6.0 Navigator Build 023 main window" title="Navigator Build 023 main window"/>
@@ -10897,7 +10897,7 @@
         <w:t xml:space="preserve">Navigator </w:t>
       </w:r>
       <w:r>
-        <w:t>Build 024</w:t>
+        <w:t>V6.0</w:t>
       </w:r>
       <w:bookmarkEnd w:id="57"/>
     </w:p>
@@ -10938,13 +10938,25 @@
     </w:p>
     <w:p>
       <w:r>
-        <w:t xml:space="preserve">Every Navigator iteration shows its release name, v6.0 version, build number, date, and time inside the centered badge. </w:t>
-      </w:r>
-      <w:r>
-        <w:t>Build 024</w:t>
-      </w:r>
-      <w:r>
-        <w:t xml:space="preserve"> is the current testing build.</w:t>
+        <w:t xml:space="preserve">Every Navigator iteration shows its release name, v6.0 version, </w:t>
+      </w:r>
+      <w:r>
+        <w:t>release-tracking details</w:t>
+      </w:r>
+      <w:r>
+        <w:t xml:space="preserve"> inside the centered badge. </w:t>
+      </w:r>
+      <w:r>
+        <w:t>V6.0</w:t>
+      </w:r>
+      <w:r>
+        <w:t xml:space="preserve"> is the current </w:t>
+      </w:r>
+      <w:r>
+        <w:t>testing release</w:t>
+      </w:r>
+      <w:r>
+        <w:t>.</w:t>
       </w:r>
     </w:p>
     <w:p/>
